--- a/data/output/thesis.docx
+++ b/data/output/thesis.docx
@@ -43314,6 +43314,94 @@
         <w:t>* Current: 100mA</w:t>
         <w:br/>
         <w:t>* Power consumption: 500mW</w:t>
+      </w:r>
+    </w:p>
+    <w:p>
+      <w:pPr>
+        <w:pStyle w:val="Heading1"/>
+      </w:pPr>
+      <w:r>
+        <w:t>Введение</w:t>
+      </w:r>
+    </w:p>
+    <w:p>
+      <w:r>
+        <w:rPr>
+          <w:rFonts w:ascii="Times New Roman" w:hAnsi="Times New Roman"/>
+          <w:sz w:val="28"/>
+        </w:rPr>
+        <w:t>As a technical writer, I'll create a section on "Patterns for Requirements" based on the provided text. Here's my draft:</w:t>
+        <w:br/>
+        <w:br/>
+        <w:t>**Patterns for Requirements**</w:t>
+        <w:br/>
+        <w:br/>
+        <w:t>A pattern is a reusable solution to a common problem that can be applied in different contexts. In the context of requirements writing, patterns provide a standardized way of expressing concepts and improving consistency across different sections of this guide.</w:t>
+        <w:br/>
+        <w:br/>
+        <w:t>**Benefits of Using Patterns**</w:t>
+        <w:br/>
+        <w:br/>
+        <w:t>Using patterns offers several benefits, including:</w:t>
+        <w:br/>
+        <w:br/>
+        <w:t>1. **Improved Consistency**: By using patterns, we can maintain consistency across different sections of this guide by providing a standardized way of expressing concepts.</w:t>
+        <w:br/>
+        <w:t>2. **Reduced Writing Time**: Patterns reduce the time spent on writing requirements by providing pre-defined templates that can be used as-is or modified to fit specific needs.</w:t>
+        <w:br/>
+        <w:t>3. **Enhanced Clarity**: Patterns improve clarity by breaking down complex concepts into smaller, more manageable pieces that are easier to understand.</w:t>
+        <w:br/>
+        <w:br/>
+        <w:t>**Elements of a Pattern**</w:t>
+        <w:br/>
+        <w:br/>
+        <w:t>A pattern typically consists of the following elements:</w:t>
+        <w:br/>
+        <w:br/>
+        <w:t>1. **Pattern Name**: A unique name for the pattern that is easy to remember and use.</w:t>
+        <w:br/>
+        <w:t>2. **Description**: A brief summary of what the pattern represents.</w:t>
+        <w:br/>
+        <w:t>3. **Example**: An example of how the pattern can be applied in practice.</w:t>
+        <w:br/>
+        <w:t>4. **Variations**: Possible variations or adaptations of the pattern that can be used depending on specific requirements.</w:t>
+        <w:br/>
+        <w:br/>
+        <w:t>**Pattern Library**</w:t>
+        <w:br/>
+        <w:br/>
+        <w:t>A pattern library is a collection of reusable patterns that can be used to create new content. This centralized location allows us to store and retrieve patterns, making it easier to find and use them as needed.</w:t>
+        <w:br/>
+        <w:br/>
+        <w:t>**Benefits of a Pattern Library**</w:t>
+        <w:br/>
+        <w:br/>
+        <w:t>Having a pattern library offers several benefits, including:</w:t>
+        <w:br/>
+        <w:br/>
+        <w:t>1. **Increased Efficiency**: A pattern library makes it easier to locate and reuse existing patterns, reducing the time spent on creating new content.</w:t>
+        <w:br/>
+        <w:t>2. **Improved Consistency**: By storing patterns in a centralized location, we ensure that all writers use consistent terminology and formatting.</w:t>
+        <w:br/>
+        <w:br/>
+        <w:t>**Conclusion**</w:t>
+        <w:br/>
+        <w:br/>
+        <w:t>Using patterns is an effective way to improve the quality of written requirements. By providing a standardized approach to expressing concepts, patterns help maintain consistency and clarity in writing. As technical writers, we can benefit from using patterns by reducing our writing time, improving the readability of our work, and creating a consistent style throughout this guide.</w:t>
+        <w:br/>
+        <w:br/>
+        <w:t>Please let me know if this meets your expectations or if you'd like me to make any changes!</w:t>
+        <w:br/>
+        <w:br/>
+        <w:t>**Additional Notes**</w:t>
+        <w:br/>
+        <w:br/>
+        <w:t>* The text mentions "elementary patterns" which could be included as sub-patterns under more general categories.</w:t>
+        <w:br/>
+        <w:t>* The concept of "bibliography" is mentioned, which could be explored further in the context of requirements writing.</w:t>
+        <w:br/>
+        <w:br/>
+        <w:t>Please let me know if you'd like me to make any changes or additions based on your feedback!</w:t>
       </w:r>
     </w:p>
     <w:sectPr>
